--- a/01 Tanakh/01 Torah/02 Shemot/Shemot 21.docx
+++ b/01 Tanakh/01 Torah/02 Shemot/Shemot 21.docx
@@ -22,7 +22,7 @@
           <w:szCs w:val="24"/>
           <w:rtl w:val="0"/>
         </w:rPr>
-        <w:t xml:space="preserve">(Book Title)</w:t>
+        <w:t xml:space="preserve">Shemot</w:t>
       </w:r>
     </w:p>
     <w:p>
@@ -43,6 +43,16 @@
           <w:szCs w:val="40"/>
           <w:rtl w:val="0"/>
         </w:rPr>
+        <w:t xml:space="preserve">2</w:t>
+      </w:r>
+      <w:r>
+        <w:rPr>
+          <w:b w:val="1"/>
+          <w:bCs w:val="1"/>
+          <w:sz w:val="40"/>
+          <w:szCs w:val="40"/>
+          <w:rtl w:val="0"/>
+        </w:rPr>
         <w:t xml:space="preserve">1</w:t>
       </w:r>
     </w:p>
@@ -84,6 +94,396 @@
     </w:p>
     <w:p>
       <w:pPr>
+        <w:ind w:left="0" w:firstLine="0"/>
+        <w:rPr>
+          <w:sz w:val="24"/>
+          <w:szCs w:val="24"/>
+        </w:rPr>
+      </w:pPr>
+      <w:r>
+        <w:rPr>
+          <w:rtl w:val="0"/>
+        </w:rPr>
+      </w:r>
+    </w:p>
+    <w:p>
+      <w:pPr>
+        <w:numPr>
+          <w:ilvl w:val="0"/>
+          <w:numId w:val="1"/>
+        </w:numPr>
+        <w:ind w:left="720" w:hanging="360"/>
+        <w:rPr>
+          <w:sz w:val="24"/>
+          <w:szCs w:val="24"/>
+          <w:u w:val="none"/>
+        </w:rPr>
+      </w:pPr>
+      <w:r>
+        <w:rPr>
+          <w:sz w:val="24"/>
+          <w:szCs w:val="24"/>
+          <w:rtl w:val="0"/>
+        </w:rPr>
+        <w:t xml:space="preserve">“Now these are the ordinances which you will set before them.</w:t>
+      </w:r>
+    </w:p>
+    <w:p>
+      <w:pPr>
+        <w:numPr>
+          <w:ilvl w:val="0"/>
+          <w:numId w:val="1"/>
+        </w:numPr>
+        <w:ind w:left="720" w:hanging="360"/>
+        <w:rPr>
+          <w:sz w:val="24"/>
+          <w:szCs w:val="24"/>
+          <w:u w:val="none"/>
+        </w:rPr>
+      </w:pPr>
+      <w:r>
+        <w:rPr>
+          <w:sz w:val="24"/>
+          <w:szCs w:val="24"/>
+          <w:rtl w:val="0"/>
+        </w:rPr>
+        <w:t xml:space="preserve">“If you buy a Hebrew servant, he is to serve for six years, and in the seventh he is to go free, without payment.</w:t>
+      </w:r>
+    </w:p>
+    <w:p>
+      <w:pPr>
+        <w:numPr>
+          <w:ilvl w:val="0"/>
+          <w:numId w:val="1"/>
+        </w:numPr>
+        <w:ind w:left="720" w:hanging="360"/>
+        <w:rPr>
+          <w:sz w:val="24"/>
+          <w:szCs w:val="24"/>
+          <w:u w:val="none"/>
+        </w:rPr>
+      </w:pPr>
+      <w:r>
+        <w:rPr>
+          <w:sz w:val="24"/>
+          <w:szCs w:val="24"/>
+          <w:rtl w:val="0"/>
+        </w:rPr>
+        <w:t xml:space="preserve">If he comes in by himself, he is to go out by himself. If he was married, then his wife will go out with him.</w:t>
+      </w:r>
+    </w:p>
+    <w:p>
+      <w:pPr>
+        <w:numPr>
+          <w:ilvl w:val="0"/>
+          <w:numId w:val="1"/>
+        </w:numPr>
+        <w:ind w:left="720" w:hanging="360"/>
+        <w:rPr>
+          <w:sz w:val="24"/>
+          <w:szCs w:val="24"/>
+          <w:u w:val="none"/>
+        </w:rPr>
+      </w:pPr>
+      <w:r>
+        <w:rPr>
+          <w:sz w:val="24"/>
+          <w:szCs w:val="24"/>
+          <w:rtl w:val="0"/>
+        </w:rPr>
+        <w:t xml:space="preserve">If his </w:t>
+      </w:r>
+      <w:r>
+        <w:rPr>
+          <w:i w:val="1"/>
+          <w:iCs w:val="1"/>
+          <w:sz w:val="24"/>
+          <w:szCs w:val="24"/>
+          <w:rtl w:val="0"/>
+        </w:rPr>
+        <w:t xml:space="preserve">adonav</w:t>
+      </w:r>
+      <w:r>
+        <w:rPr>
+          <w:sz w:val="24"/>
+          <w:szCs w:val="24"/>
+          <w:rtl w:val="0"/>
+        </w:rPr>
+        <w:t xml:space="preserve"> gave him a wife, and she bears him sons or daughters, the wife and her children will belong to her </w:t>
+      </w:r>
+      <w:r>
+        <w:rPr>
+          <w:i w:val="1"/>
+          <w:iCs w:val="1"/>
+          <w:sz w:val="24"/>
+          <w:szCs w:val="24"/>
+          <w:rtl w:val="0"/>
+        </w:rPr>
+        <w:t xml:space="preserve">adoneha</w:t>
+      </w:r>
+      <w:r>
+        <w:rPr>
+          <w:sz w:val="24"/>
+          <w:szCs w:val="24"/>
+          <w:rtl w:val="0"/>
+        </w:rPr>
+        <w:t xml:space="preserve">, and he will go free by himself.</w:t>
+      </w:r>
+    </w:p>
+    <w:p>
+      <w:pPr>
+        <w:numPr>
+          <w:ilvl w:val="0"/>
+          <w:numId w:val="1"/>
+        </w:numPr>
+        <w:ind w:left="720" w:hanging="360"/>
+        <w:rPr>
+          <w:sz w:val="24"/>
+          <w:szCs w:val="24"/>
+          <w:u w:val="none"/>
+        </w:rPr>
+      </w:pPr>
+      <w:r>
+        <w:rPr>
+          <w:sz w:val="24"/>
+          <w:szCs w:val="24"/>
+          <w:rtl w:val="0"/>
+        </w:rPr>
+        <w:t xml:space="preserve">“But if the servant plainly states, ‘I love </w:t>
+      </w:r>
+      <w:r>
+        <w:rPr>
+          <w:i w:val="1"/>
+          <w:iCs w:val="1"/>
+          <w:sz w:val="24"/>
+          <w:szCs w:val="24"/>
+          <w:rtl w:val="0"/>
+        </w:rPr>
+        <w:t xml:space="preserve">adoni</w:t>
+      </w:r>
+      <w:r>
+        <w:rPr>
+          <w:sz w:val="24"/>
+          <w:szCs w:val="24"/>
+          <w:rtl w:val="0"/>
+        </w:rPr>
+        <w:t xml:space="preserve">, my wife and my children, and I will not go out free,’</w:t>
+      </w:r>
+    </w:p>
+    <w:p>
+      <w:pPr>
+        <w:numPr>
+          <w:ilvl w:val="0"/>
+          <w:numId w:val="1"/>
+        </w:numPr>
+        <w:ind w:left="720" w:hanging="360"/>
+        <w:rPr>
+          <w:sz w:val="24"/>
+          <w:szCs w:val="24"/>
+          <w:u w:val="none"/>
+        </w:rPr>
+      </w:pPr>
+      <w:r>
+        <w:rPr>
+          <w:sz w:val="24"/>
+          <w:szCs w:val="24"/>
+          <w:rtl w:val="0"/>
+        </w:rPr>
+        <w:t xml:space="preserve">then </w:t>
+      </w:r>
+      <w:r>
+        <w:rPr>
+          <w:i w:val="1"/>
+          <w:iCs w:val="1"/>
+          <w:sz w:val="24"/>
+          <w:szCs w:val="24"/>
+          <w:rtl w:val="0"/>
+        </w:rPr>
+        <w:t xml:space="preserve">adonav</w:t>
+      </w:r>
+      <w:r>
+        <w:rPr>
+          <w:sz w:val="24"/>
+          <w:szCs w:val="24"/>
+          <w:rtl w:val="0"/>
+        </w:rPr>
+        <w:t xml:space="preserve"> is to bring him to HaElohim, then take him to a door or to a doorpost. </w:t>
+      </w:r>
+      <w:r>
+        <w:rPr>
+          <w:i w:val="1"/>
+          <w:iCs w:val="1"/>
+          <w:sz w:val="24"/>
+          <w:szCs w:val="24"/>
+          <w:rtl w:val="0"/>
+        </w:rPr>
+        <w:t xml:space="preserve">Adonav</w:t>
+      </w:r>
+      <w:r>
+        <w:rPr>
+          <w:sz w:val="24"/>
+          <w:szCs w:val="24"/>
+          <w:rtl w:val="0"/>
+        </w:rPr>
+        <w:t xml:space="preserve"> is to pierce his ear through with an awl, and he will serve him forever.</w:t>
+      </w:r>
+    </w:p>
+    <w:p>
+      <w:pPr>
+        <w:numPr>
+          <w:ilvl w:val="0"/>
+          <w:numId w:val="1"/>
+        </w:numPr>
+        <w:ind w:left="720" w:hanging="360"/>
+        <w:rPr>
+          <w:sz w:val="24"/>
+          <w:szCs w:val="24"/>
+          <w:u w:val="none"/>
+        </w:rPr>
+      </w:pPr>
+      <w:r>
+        <w:rPr>
+          <w:sz w:val="24"/>
+          <w:szCs w:val="24"/>
+          <w:rtl w:val="0"/>
+        </w:rPr>
+        <w:t xml:space="preserve">“If a man sells his daughter to be a maidservant, she is not to go free as the male servants do.</w:t>
+      </w:r>
+    </w:p>
+    <w:p>
+      <w:pPr>
+        <w:numPr>
+          <w:ilvl w:val="0"/>
+          <w:numId w:val="1"/>
+        </w:numPr>
+        <w:ind w:left="720" w:hanging="360"/>
+        <w:rPr>
+          <w:sz w:val="24"/>
+          <w:szCs w:val="24"/>
+          <w:u w:val="none"/>
+        </w:rPr>
+      </w:pPr>
+      <w:r>
+        <w:rPr>
+          <w:sz w:val="24"/>
+          <w:szCs w:val="24"/>
+          <w:rtl w:val="0"/>
+        </w:rPr>
+        <w:t xml:space="preserve">If she does not please </w:t>
+      </w:r>
+      <w:r>
+        <w:rPr>
+          <w:i w:val="1"/>
+          <w:iCs w:val="1"/>
+          <w:sz w:val="24"/>
+          <w:szCs w:val="24"/>
+          <w:rtl w:val="0"/>
+        </w:rPr>
+        <w:t xml:space="preserve">adoneha</w:t>
+      </w:r>
+      <w:r>
+        <w:rPr>
+          <w:sz w:val="24"/>
+          <w:szCs w:val="24"/>
+          <w:rtl w:val="0"/>
+        </w:rPr>
+        <w:t xml:space="preserve"> who has selected her for himself, then he is to allow her to be redeemed. He will have no power to sell her to a foreign people, seeing as he has dealt deceitfully toward her.</w:t>
+      </w:r>
+    </w:p>
+    <w:p>
+      <w:pPr>
+        <w:numPr>
+          <w:ilvl w:val="0"/>
+          <w:numId w:val="1"/>
+        </w:numPr>
+        <w:ind w:left="720" w:hanging="360"/>
+        <w:rPr>
+          <w:sz w:val="24"/>
+          <w:szCs w:val="24"/>
+          <w:u w:val="none"/>
+        </w:rPr>
+      </w:pPr>
+      <w:r>
+        <w:rPr>
+          <w:sz w:val="24"/>
+          <w:szCs w:val="24"/>
+          <w:rtl w:val="0"/>
+        </w:rPr>
+        <w:t xml:space="preserve">If he betroths her to his son, he must give her the rights of a daughter.</w:t>
+      </w:r>
+    </w:p>
+    <w:p>
+      <w:pPr>
+        <w:numPr>
+          <w:ilvl w:val="0"/>
+          <w:numId w:val="1"/>
+        </w:numPr>
+        <w:ind w:left="720" w:hanging="360"/>
+        <w:rPr>
+          <w:sz w:val="24"/>
+          <w:szCs w:val="24"/>
+          <w:u w:val="none"/>
+        </w:rPr>
+      </w:pPr>
+      <w:r>
+        <w:rPr>
+          <w:sz w:val="24"/>
+          <w:szCs w:val="24"/>
+          <w:rtl w:val="0"/>
+        </w:rPr>
+        <w:t xml:space="preserve">If he takes another wife, he is not to diminish her food, her clothing, or her marriage rights.</w:t>
+      </w:r>
+    </w:p>
+    <w:p>
+      <w:pPr>
+        <w:numPr>
+          <w:ilvl w:val="0"/>
+          <w:numId w:val="1"/>
+        </w:numPr>
+        <w:ind w:left="720" w:hanging="360"/>
+        <w:rPr>
+          <w:sz w:val="24"/>
+          <w:szCs w:val="24"/>
+          <w:u w:val="none"/>
+        </w:rPr>
+      </w:pPr>
+      <w:r>
+        <w:rPr>
+          <w:sz w:val="24"/>
+          <w:szCs w:val="24"/>
+          <w:rtl w:val="0"/>
+        </w:rPr>
+        <w:t xml:space="preserve">If he does not provide these three to her, then she is to go free without payment.</w:t>
+      </w:r>
+    </w:p>
+    <w:p>
+      <w:pPr>
+        <w:rPr>
+          <w:sz w:val="24"/>
+          <w:szCs w:val="24"/>
+        </w:rPr>
+      </w:pPr>
+      <w:r>
+        <w:rPr>
+          <w:rtl w:val="0"/>
+        </w:rPr>
+      </w:r>
+    </w:p>
+    <w:p>
+      <w:pPr>
+        <w:rPr>
+          <w:sz w:val="24"/>
+          <w:szCs w:val="24"/>
+        </w:rPr>
+      </w:pPr>
+      <w:r>
+        <w:rPr>
+          <w:rtl w:val="0"/>
+        </w:rPr>
+      </w:r>
+    </w:p>
+    <w:p>
+      <w:pPr>
         <w:ind w:firstLine="720"/>
         <w:rPr>
           <w:b w:val="1"/>
@@ -94,195 +494,897 @@
       </w:pPr>
       <w:r>
         <w:rPr>
-          <w:rtl w:val="0"/>
-        </w:rPr>
-      </w:r>
-    </w:p>
-    <w:p>
-      <w:pPr>
-        <w:numPr>
-          <w:ilvl w:val="0"/>
-          <w:numId w:val="1"/>
-        </w:numPr>
-        <w:ind w:left="720" w:hanging="360"/>
-        <w:rPr>
-          <w:sz w:val="24"/>
-          <w:szCs w:val="24"/>
-          <w:u w:val="none"/>
-        </w:rPr>
-      </w:pPr>
-      <w:r>
-        <w:rPr>
-          <w:sz w:val="24"/>
-          <w:szCs w:val="24"/>
-          <w:rtl w:val="0"/>
-        </w:rPr>
-        <w:t xml:space="preserve">Text</w:t>
-      </w:r>
-    </w:p>
-    <w:p>
-      <w:pPr>
-        <w:rPr>
-          <w:sz w:val="24"/>
-          <w:szCs w:val="24"/>
-        </w:rPr>
-      </w:pPr>
-      <w:r>
-        <w:rPr>
-          <w:rtl w:val="0"/>
-        </w:rPr>
-      </w:r>
-    </w:p>
-    <w:p>
-      <w:pPr>
-        <w:rPr>
-          <w:sz w:val="24"/>
-          <w:szCs w:val="24"/>
-        </w:rPr>
-      </w:pPr>
-      <w:r>
-        <w:rPr>
-          <w:rtl w:val="0"/>
-        </w:rPr>
-      </w:r>
-    </w:p>
-    <w:p>
-      <w:pPr>
-        <w:ind w:firstLine="720"/>
-        <w:rPr>
           <w:b w:val="1"/>
           <w:bCs w:val="1"/>
           <w:sz w:val="24"/>
           <w:szCs w:val="24"/>
-        </w:rPr>
-      </w:pPr>
-      <w:r>
+          <w:rtl w:val="0"/>
+        </w:rPr>
+        <w:t xml:space="preserve">(Section Title)</w:t>
+      </w:r>
+    </w:p>
+    <w:p>
+      <w:pPr>
+        <w:ind w:firstLine="720"/>
         <w:rPr>
           <w:b w:val="1"/>
           <w:bCs w:val="1"/>
           <w:sz w:val="24"/>
           <w:szCs w:val="24"/>
-          <w:rtl w:val="0"/>
-        </w:rPr>
-        <w:t xml:space="preserve">(Section Title)</w:t>
-      </w:r>
-    </w:p>
-    <w:p>
-      <w:pPr>
-        <w:ind w:firstLine="720"/>
+        </w:rPr>
+      </w:pPr>
+      <w:r>
+        <w:rPr>
+          <w:rtl w:val="0"/>
+        </w:rPr>
+      </w:r>
+    </w:p>
+    <w:p>
+      <w:pPr>
+        <w:numPr>
+          <w:ilvl w:val="0"/>
+          <w:numId w:val="1"/>
+        </w:numPr>
+        <w:ind w:left="720" w:hanging="360"/>
+        <w:rPr>
+          <w:sz w:val="24"/>
+          <w:szCs w:val="24"/>
+          <w:u w:val="none"/>
+        </w:rPr>
+      </w:pPr>
+      <w:r>
+        <w:rPr>
+          <w:sz w:val="24"/>
+          <w:szCs w:val="24"/>
+          <w:rtl w:val="0"/>
+        </w:rPr>
+        <w:t xml:space="preserve">“Whoever strikes a man so that he dies must surely be put to death.</w:t>
+      </w:r>
+    </w:p>
+    <w:p>
+      <w:pPr>
+        <w:numPr>
+          <w:ilvl w:val="0"/>
+          <w:numId w:val="1"/>
+        </w:numPr>
+        <w:ind w:left="720" w:hanging="360"/>
+        <w:rPr>
+          <w:sz w:val="24"/>
+          <w:szCs w:val="24"/>
+          <w:u w:val="none"/>
+        </w:rPr>
+      </w:pPr>
+      <w:r>
+        <w:rPr>
+          <w:sz w:val="24"/>
+          <w:szCs w:val="24"/>
+          <w:rtl w:val="0"/>
+        </w:rPr>
+        <w:t xml:space="preserve">But if he did not hunt him down, yet HaElohim caused it to happen, then I will appoint for you a place where he may run.</w:t>
+      </w:r>
+    </w:p>
+    <w:p>
+      <w:pPr>
+        <w:numPr>
+          <w:ilvl w:val="0"/>
+          <w:numId w:val="1"/>
+        </w:numPr>
+        <w:ind w:left="720" w:hanging="360"/>
+        <w:rPr>
+          <w:sz w:val="24"/>
+          <w:szCs w:val="24"/>
+          <w:u w:val="none"/>
+        </w:rPr>
+      </w:pPr>
+      <w:r>
+        <w:rPr>
+          <w:sz w:val="24"/>
+          <w:szCs w:val="24"/>
+          <w:rtl w:val="0"/>
+        </w:rPr>
+        <w:t xml:space="preserve">If a man presumes to kill his neighbor with craftiness, you are to take him from My altar and put him to death.</w:t>
+      </w:r>
+    </w:p>
+    <w:p>
+      <w:pPr>
+        <w:numPr>
+          <w:ilvl w:val="0"/>
+          <w:numId w:val="1"/>
+        </w:numPr>
+        <w:ind w:left="720" w:hanging="360"/>
+        <w:rPr>
+          <w:sz w:val="24"/>
+          <w:szCs w:val="24"/>
+          <w:u w:val="none"/>
+        </w:rPr>
+      </w:pPr>
+      <w:r>
+        <w:rPr>
+          <w:sz w:val="24"/>
+          <w:szCs w:val="24"/>
+          <w:rtl w:val="0"/>
+        </w:rPr>
+        <w:t xml:space="preserve">“Anyone who strikes his father or his mother must surely be put to death.</w:t>
+      </w:r>
+    </w:p>
+    <w:p>
+      <w:pPr>
+        <w:numPr>
+          <w:ilvl w:val="0"/>
+          <w:numId w:val="1"/>
+        </w:numPr>
+        <w:ind w:left="720" w:hanging="360"/>
+        <w:rPr>
+          <w:sz w:val="24"/>
+          <w:szCs w:val="24"/>
+          <w:u w:val="none"/>
+        </w:rPr>
+      </w:pPr>
+      <w:r>
+        <w:rPr>
+          <w:sz w:val="24"/>
+          <w:szCs w:val="24"/>
+          <w:rtl w:val="0"/>
+        </w:rPr>
+        <w:t xml:space="preserve">“Anyone who steals a person and sells him, or is found with him under his hand, must surely be put to death.</w:t>
+      </w:r>
+    </w:p>
+    <w:p>
+      <w:pPr>
+        <w:numPr>
+          <w:ilvl w:val="0"/>
+          <w:numId w:val="1"/>
+        </w:numPr>
+        <w:ind w:left="720" w:hanging="360"/>
+        <w:rPr>
+          <w:sz w:val="24"/>
+          <w:szCs w:val="24"/>
+          <w:u w:val="none"/>
+        </w:rPr>
+      </w:pPr>
+      <w:r>
+        <w:rPr>
+          <w:sz w:val="24"/>
+          <w:szCs w:val="24"/>
+          <w:rtl w:val="0"/>
+        </w:rPr>
+        <w:t xml:space="preserve">“Whoever curses his father or his mother must surely be put to death.</w:t>
+      </w:r>
+    </w:p>
+    <w:p>
+      <w:pPr>
+        <w:ind w:left="720" w:firstLine="0"/>
+        <w:rPr>
+          <w:sz w:val="24"/>
+          <w:szCs w:val="24"/>
+        </w:rPr>
+      </w:pPr>
+      <w:r>
+        <w:rPr>
+          <w:rtl w:val="0"/>
+        </w:rPr>
+      </w:r>
+    </w:p>
+    <w:p>
+      <w:pPr>
+        <w:jc w:val="center"/>
         <w:rPr>
           <w:b w:val="1"/>
           <w:bCs w:val="1"/>
-          <w:sz w:val="24"/>
-          <w:szCs w:val="24"/>
-        </w:rPr>
-      </w:pPr>
-      <w:r>
-        <w:rPr>
-          <w:rtl w:val="0"/>
-        </w:rPr>
-      </w:r>
-    </w:p>
-    <w:p>
-      <w:pPr>
-        <w:numPr>
-          <w:ilvl w:val="0"/>
-          <w:numId w:val="1"/>
-        </w:numPr>
-        <w:ind w:left="720" w:hanging="360"/>
-        <w:rPr>
-          <w:sz w:val="24"/>
-          <w:szCs w:val="24"/>
-          <w:u w:val="none"/>
-        </w:rPr>
-      </w:pPr>
-      <w:r>
-        <w:rPr>
-          <w:sz w:val="24"/>
-          <w:szCs w:val="24"/>
-          <w:rtl w:val="0"/>
-        </w:rPr>
-        <w:t xml:space="preserve">Text</w:t>
-      </w:r>
-    </w:p>
-    <w:p>
-      <w:pPr>
-        <w:rPr>
-          <w:sz w:val="24"/>
-          <w:szCs w:val="24"/>
-        </w:rPr>
-      </w:pPr>
-      <w:r>
-        <w:rPr>
-          <w:rtl w:val="0"/>
-        </w:rPr>
+          <w:color w:val="999999"/>
+          <w:sz w:val="24"/>
+          <w:szCs w:val="24"/>
+        </w:rPr>
+      </w:pPr>
+      <w:r>
+        <w:rPr>
+          <w:b w:val="1"/>
+          <w:bCs w:val="1"/>
+          <w:color w:val="999999"/>
+          <w:sz w:val="24"/>
+          <w:szCs w:val="24"/>
+          <w:rtl w:val="0"/>
+        </w:rPr>
+        <w:t xml:space="preserve">Shemot</w:t>
       </w:r>
     </w:p>
     <w:p>
       <w:pPr>
         <w:jc w:val="center"/>
+        <w:rPr>
+          <w:sz w:val="24"/>
+          <w:szCs w:val="24"/>
+        </w:rPr>
+      </w:pPr>
+      <w:r>
         <w:rPr>
           <w:b w:val="1"/>
           <w:bCs w:val="1"/>
           <w:sz w:val="40"/>
           <w:szCs w:val="40"/>
-        </w:rPr>
-      </w:pPr>
-      <w:r>
+          <w:rtl w:val="0"/>
+        </w:rPr>
+        <w:t xml:space="preserve">21</w:t>
+      </w:r>
+      <w:r>
+        <w:rPr>
+          <w:rtl w:val="0"/>
+        </w:rPr>
+      </w:r>
+    </w:p>
+    <w:p>
+      <w:pPr>
+        <w:ind w:left="720" w:firstLine="0"/>
+        <w:rPr>
+          <w:sz w:val="24"/>
+          <w:szCs w:val="24"/>
+        </w:rPr>
+      </w:pPr>
+      <w:r>
+        <w:rPr>
+          <w:rtl w:val="0"/>
+        </w:rPr>
+      </w:r>
+    </w:p>
+    <w:p>
+      <w:pPr>
+        <w:ind w:left="720" w:firstLine="0"/>
+        <w:rPr>
+          <w:sz w:val="24"/>
+          <w:szCs w:val="24"/>
+        </w:rPr>
+      </w:pPr>
+      <w:r>
+        <w:rPr>
+          <w:rtl w:val="0"/>
+        </w:rPr>
+      </w:r>
+    </w:p>
+    <w:p>
+      <w:pPr>
+        <w:numPr>
+          <w:ilvl w:val="0"/>
+          <w:numId w:val="1"/>
+        </w:numPr>
+        <w:ind w:left="720" w:hanging="360"/>
+        <w:rPr>
+          <w:sz w:val="24"/>
+          <w:szCs w:val="24"/>
+          <w:u w:val="none"/>
+        </w:rPr>
+      </w:pPr>
+      <w:r>
+        <w:rPr>
+          <w:sz w:val="24"/>
+          <w:szCs w:val="24"/>
+          <w:rtl w:val="0"/>
+        </w:rPr>
+        <w:t xml:space="preserve">“If people quarrel, and one strikes the other with a stone or with his fist, and the other does not die but lies in bed,</w:t>
+      </w:r>
+    </w:p>
+    <w:p>
+      <w:pPr>
+        <w:numPr>
+          <w:ilvl w:val="0"/>
+          <w:numId w:val="1"/>
+        </w:numPr>
+        <w:ind w:left="720" w:hanging="360"/>
+        <w:rPr>
+          <w:sz w:val="24"/>
+          <w:szCs w:val="24"/>
+          <w:u w:val="none"/>
+        </w:rPr>
+      </w:pPr>
+      <w:r>
+        <w:rPr>
+          <w:sz w:val="24"/>
+          <w:szCs w:val="24"/>
+          <w:rtl w:val="0"/>
+        </w:rPr>
+        <w:t xml:space="preserve">if he rises again and walks around on his staff, then the one that struck him he will be cleared. But he must pay for the loss of his time and help him to be thoroughly healed.</w:t>
+      </w:r>
+    </w:p>
+    <w:p>
+      <w:pPr>
+        <w:numPr>
+          <w:ilvl w:val="0"/>
+          <w:numId w:val="1"/>
+        </w:numPr>
+        <w:ind w:left="720" w:hanging="360"/>
+        <w:rPr>
+          <w:sz w:val="24"/>
+          <w:szCs w:val="24"/>
+          <w:u w:val="none"/>
+        </w:rPr>
+      </w:pPr>
+      <w:r>
+        <w:rPr>
+          <w:sz w:val="24"/>
+          <w:szCs w:val="24"/>
+          <w:rtl w:val="0"/>
+        </w:rPr>
+        <w:t xml:space="preserve">“If a man strikes his male or female servant with a staff, who dies by his hand, he must surely be punished.</w:t>
+      </w:r>
+    </w:p>
+    <w:p>
+      <w:pPr>
+        <w:numPr>
+          <w:ilvl w:val="0"/>
+          <w:numId w:val="1"/>
+        </w:numPr>
+        <w:ind w:left="720" w:hanging="360"/>
+        <w:rPr>
+          <w:sz w:val="24"/>
+          <w:szCs w:val="24"/>
+          <w:u w:val="none"/>
+        </w:rPr>
+      </w:pPr>
+      <w:r>
+        <w:rPr>
+          <w:sz w:val="24"/>
+          <w:szCs w:val="24"/>
+          <w:rtl w:val="0"/>
+        </w:rPr>
+        <w:t xml:space="preserve">Notwithstanding, if the servant gets up in a day or two he will not be punished, for he is his property.</w:t>
+      </w:r>
+    </w:p>
+    <w:p>
+      <w:pPr>
+        <w:numPr>
+          <w:ilvl w:val="0"/>
+          <w:numId w:val="1"/>
+        </w:numPr>
+        <w:ind w:left="720" w:hanging="360"/>
+        <w:rPr>
+          <w:sz w:val="24"/>
+          <w:szCs w:val="24"/>
+          <w:u w:val="none"/>
+        </w:rPr>
+      </w:pPr>
+      <w:r>
+        <w:rPr>
+          <w:sz w:val="24"/>
+          <w:szCs w:val="24"/>
+          <w:rtl w:val="0"/>
+        </w:rPr>
+        <w:t xml:space="preserve">“If men fight, and hit a pregnant woman so that her child is born early, yet no harm follows, the one who hit her is to be strictly fined, according to what the woman’s husband demands of him. He must pay as the judges determine.</w:t>
+      </w:r>
+    </w:p>
+    <w:p>
+      <w:pPr>
+        <w:numPr>
+          <w:ilvl w:val="0"/>
+          <w:numId w:val="1"/>
+        </w:numPr>
+        <w:ind w:left="720" w:hanging="360"/>
+        <w:rPr>
+          <w:sz w:val="24"/>
+          <w:szCs w:val="24"/>
+          <w:u w:val="none"/>
+        </w:rPr>
+      </w:pPr>
+      <w:r>
+        <w:rPr>
+          <w:sz w:val="24"/>
+          <w:szCs w:val="24"/>
+          <w:rtl w:val="0"/>
+        </w:rPr>
+        <w:t xml:space="preserve">But if any harm follows, then you are to penalize life for life,</w:t>
+      </w:r>
+    </w:p>
+    <w:p>
+      <w:pPr>
+        <w:numPr>
+          <w:ilvl w:val="0"/>
+          <w:numId w:val="1"/>
+        </w:numPr>
+        <w:ind w:left="720" w:hanging="360"/>
+        <w:rPr>
+          <w:sz w:val="24"/>
+          <w:szCs w:val="24"/>
+          <w:u w:val="none"/>
+        </w:rPr>
+      </w:pPr>
+      <w:r>
+        <w:rPr>
+          <w:sz w:val="24"/>
+          <w:szCs w:val="24"/>
+          <w:rtl w:val="0"/>
+        </w:rPr>
+        <w:t xml:space="preserve">eye for an eye, tooth for a tooth, hand for hand, foot for foot,</w:t>
+      </w:r>
+    </w:p>
+    <w:p>
+      <w:pPr>
+        <w:numPr>
+          <w:ilvl w:val="0"/>
+          <w:numId w:val="1"/>
+        </w:numPr>
+        <w:ind w:left="720" w:hanging="360"/>
+        <w:rPr>
+          <w:sz w:val="24"/>
+          <w:szCs w:val="24"/>
+          <w:u w:val="none"/>
+        </w:rPr>
+      </w:pPr>
+      <w:r>
+        <w:rPr>
+          <w:sz w:val="24"/>
+          <w:szCs w:val="24"/>
+          <w:rtl w:val="0"/>
+        </w:rPr>
+        <w:t xml:space="preserve">burn for burn, wound for wound, blow for blow.</w:t>
+      </w:r>
+    </w:p>
+    <w:p>
+      <w:pPr>
+        <w:numPr>
+          <w:ilvl w:val="0"/>
+          <w:numId w:val="1"/>
+        </w:numPr>
+        <w:ind w:left="720" w:hanging="360"/>
+        <w:rPr>
+          <w:sz w:val="24"/>
+          <w:szCs w:val="24"/>
+          <w:u w:val="none"/>
+        </w:rPr>
+      </w:pPr>
+      <w:r>
+        <w:rPr>
+          <w:sz w:val="24"/>
+          <w:szCs w:val="24"/>
+          <w:rtl w:val="0"/>
+        </w:rPr>
+        <w:t xml:space="preserve">“If a man strikes the eye of his male or female slave and destroys it, he must let him go free for the sake of his eyesight.</w:t>
+      </w:r>
+    </w:p>
+    <w:p>
+      <w:pPr>
+        <w:numPr>
+          <w:ilvl w:val="0"/>
+          <w:numId w:val="1"/>
+        </w:numPr>
+        <w:ind w:left="720" w:hanging="360"/>
+        <w:rPr>
+          <w:sz w:val="24"/>
+          <w:szCs w:val="24"/>
+          <w:u w:val="none"/>
+        </w:rPr>
+      </w:pPr>
+      <w:r>
+        <w:rPr>
+          <w:sz w:val="24"/>
+          <w:szCs w:val="24"/>
+          <w:rtl w:val="0"/>
+        </w:rPr>
+        <w:t xml:space="preserve">If he strikes out his slave’s tooth, he must let him go free for the sake of his tooth.</w:t>
+      </w:r>
+    </w:p>
+    <w:p>
+      <w:pPr>
+        <w:numPr>
+          <w:ilvl w:val="0"/>
+          <w:numId w:val="1"/>
+        </w:numPr>
+        <w:ind w:left="720" w:hanging="360"/>
+        <w:rPr>
+          <w:sz w:val="24"/>
+          <w:szCs w:val="24"/>
+          <w:u w:val="none"/>
+        </w:rPr>
+      </w:pPr>
+      <w:r>
+        <w:rPr>
+          <w:sz w:val="24"/>
+          <w:szCs w:val="24"/>
+          <w:rtl w:val="0"/>
+        </w:rPr>
+        <w:t xml:space="preserve">“If an ox gores a man or a woman so that they die, the ox must surely be stoned, and its meat is not to be eaten, but the owner of the ox will be cleared.</w:t>
+      </w:r>
+    </w:p>
+    <w:p>
+      <w:pPr>
+        <w:numPr>
+          <w:ilvl w:val="0"/>
+          <w:numId w:val="1"/>
+        </w:numPr>
+        <w:ind w:left="720" w:hanging="360"/>
+        <w:rPr>
+          <w:sz w:val="24"/>
+          <w:szCs w:val="24"/>
+          <w:u w:val="none"/>
+        </w:rPr>
+      </w:pPr>
+      <w:r>
+        <w:rPr>
+          <w:sz w:val="24"/>
+          <w:szCs w:val="24"/>
+          <w:rtl w:val="0"/>
+        </w:rPr>
+        <w:t xml:space="preserve">If the ox was given to goring in times past, and a warning has been given to its owner, yet he has not kept it pent up, and it has killed a man or a woman, then the ox must be stoned and its owner must also be put to death.</w:t>
+      </w:r>
+    </w:p>
+    <w:p>
+      <w:pPr>
+        <w:numPr>
+          <w:ilvl w:val="0"/>
+          <w:numId w:val="1"/>
+        </w:numPr>
+        <w:ind w:left="720" w:hanging="360"/>
+        <w:rPr>
+          <w:sz w:val="24"/>
+          <w:szCs w:val="24"/>
+          <w:u w:val="none"/>
+        </w:rPr>
+      </w:pPr>
+      <w:r>
+        <w:rPr>
+          <w:sz w:val="24"/>
+          <w:szCs w:val="24"/>
+          <w:rtl w:val="0"/>
+        </w:rPr>
+        <w:t xml:space="preserve">If instead a ransom is placed on him, then he is to pay for the redemption of his life whatever is demanded.</w:t>
+      </w:r>
+    </w:p>
+    <w:p>
+      <w:pPr>
+        <w:numPr>
+          <w:ilvl w:val="0"/>
+          <w:numId w:val="1"/>
+        </w:numPr>
+        <w:ind w:left="720" w:hanging="360"/>
+        <w:rPr>
+          <w:sz w:val="24"/>
+          <w:szCs w:val="24"/>
+          <w:u w:val="none"/>
+        </w:rPr>
+      </w:pPr>
+      <w:r>
+        <w:rPr>
+          <w:sz w:val="24"/>
+          <w:szCs w:val="24"/>
+          <w:rtl w:val="0"/>
+        </w:rPr>
+        <w:t xml:space="preserve">Whether it has gored a son or daughter, this rule is to be applied to him.</w:t>
+      </w:r>
+    </w:p>
+    <w:p>
+      <w:pPr>
+        <w:numPr>
+          <w:ilvl w:val="0"/>
+          <w:numId w:val="1"/>
+        </w:numPr>
+        <w:ind w:left="720" w:hanging="360"/>
+        <w:rPr>
+          <w:sz w:val="24"/>
+          <w:szCs w:val="24"/>
+          <w:u w:val="none"/>
+        </w:rPr>
+      </w:pPr>
+      <w:r>
+        <w:rPr>
+          <w:sz w:val="24"/>
+          <w:szCs w:val="24"/>
+          <w:rtl w:val="0"/>
+        </w:rPr>
+        <w:t xml:space="preserve">If the ox gores a male or female slave, he is to pay 30 shekels of silver to </w:t>
+      </w:r>
+      <w:r>
+        <w:rPr>
+          <w:i w:val="1"/>
+          <w:iCs w:val="1"/>
+          <w:sz w:val="24"/>
+          <w:szCs w:val="24"/>
+          <w:rtl w:val="0"/>
+        </w:rPr>
+        <w:t xml:space="preserve">adonav</w:t>
+      </w:r>
+      <w:r>
+        <w:rPr>
+          <w:sz w:val="24"/>
+          <w:szCs w:val="24"/>
+          <w:rtl w:val="0"/>
+        </w:rPr>
+        <w:t xml:space="preserve">, and the ox is to be stoned.</w:t>
+      </w:r>
+    </w:p>
+    <w:p>
+      <w:pPr>
+        <w:numPr>
+          <w:ilvl w:val="0"/>
+          <w:numId w:val="1"/>
+        </w:numPr>
+        <w:ind w:left="720" w:hanging="360"/>
+        <w:rPr>
+          <w:sz w:val="24"/>
+          <w:szCs w:val="24"/>
+          <w:u w:val="none"/>
+        </w:rPr>
+      </w:pPr>
+      <w:r>
+        <w:rPr>
+          <w:sz w:val="24"/>
+          <w:szCs w:val="24"/>
+          <w:rtl w:val="0"/>
+        </w:rPr>
+        <w:t xml:space="preserve">“If one uncovers a pit or digs a pit and does not cover it, and an ox or a donkey falls in,</w:t>
+      </w:r>
+    </w:p>
+    <w:p>
+      <w:pPr>
+        <w:ind w:left="720" w:firstLine="0"/>
+        <w:rPr>
+          <w:sz w:val="24"/>
+          <w:szCs w:val="24"/>
+        </w:rPr>
+      </w:pPr>
+      <w:r>
+        <w:rPr>
+          <w:rtl w:val="0"/>
+        </w:rPr>
+      </w:r>
+    </w:p>
+    <w:p>
+      <w:pPr>
+        <w:ind w:left="720" w:firstLine="0"/>
+        <w:rPr>
+          <w:sz w:val="24"/>
+          <w:szCs w:val="24"/>
+        </w:rPr>
+      </w:pPr>
+      <w:r>
+        <w:rPr>
+          <w:rtl w:val="0"/>
+        </w:rPr>
+      </w:r>
+    </w:p>
+    <w:p>
+      <w:pPr>
+        <w:ind w:left="720" w:firstLine="0"/>
+        <w:rPr>
+          <w:sz w:val="24"/>
+          <w:szCs w:val="24"/>
+        </w:rPr>
+      </w:pPr>
+      <w:r>
+        <w:rPr>
+          <w:rtl w:val="0"/>
+        </w:rPr>
+      </w:r>
+    </w:p>
+    <w:p>
+      <w:pPr>
+        <w:ind w:left="720" w:firstLine="0"/>
+        <w:rPr>
+          <w:sz w:val="24"/>
+          <w:szCs w:val="24"/>
+        </w:rPr>
+      </w:pPr>
+      <w:r>
+        <w:rPr>
+          <w:rtl w:val="0"/>
+        </w:rPr>
+      </w:r>
+    </w:p>
+    <w:p>
+      <w:pPr>
+        <w:ind w:left="720" w:firstLine="0"/>
+        <w:rPr>
+          <w:sz w:val="24"/>
+          <w:szCs w:val="24"/>
+        </w:rPr>
+      </w:pPr>
+      <w:r>
+        <w:rPr>
+          <w:rtl w:val="0"/>
+        </w:rPr>
+      </w:r>
+    </w:p>
+    <w:p>
+      <w:pPr>
+        <w:ind w:left="720" w:firstLine="0"/>
+        <w:rPr>
+          <w:sz w:val="24"/>
+          <w:szCs w:val="24"/>
+        </w:rPr>
+      </w:pPr>
+      <w:r>
+        <w:rPr>
+          <w:rtl w:val="0"/>
+        </w:rPr>
+      </w:r>
+    </w:p>
+    <w:p>
+      <w:pPr>
+        <w:jc w:val="center"/>
         <w:rPr>
           <w:b w:val="1"/>
           <w:bCs w:val="1"/>
           <w:color w:val="999999"/>
           <w:sz w:val="24"/>
           <w:szCs w:val="24"/>
-          <w:rtl w:val="0"/>
-        </w:rPr>
-        <w:t xml:space="preserve">(Book Title)</w:t>
-      </w:r>
-      <w:r>
-        <w:rPr>
-          <w:rtl w:val="0"/>
-        </w:rPr>
+        </w:rPr>
+      </w:pPr>
+      <w:r>
+        <w:rPr>
+          <w:b w:val="1"/>
+          <w:bCs w:val="1"/>
+          <w:color w:val="999999"/>
+          <w:sz w:val="24"/>
+          <w:szCs w:val="24"/>
+          <w:rtl w:val="0"/>
+        </w:rPr>
+        <w:t xml:space="preserve">Shemot</w:t>
       </w:r>
     </w:p>
     <w:p>
       <w:pPr>
         <w:jc w:val="center"/>
+        <w:rPr>
+          <w:sz w:val="24"/>
+          <w:szCs w:val="24"/>
+        </w:rPr>
+      </w:pPr>
+      <w:r>
         <w:rPr>
           <w:b w:val="1"/>
           <w:bCs w:val="1"/>
           <w:sz w:val="40"/>
           <w:szCs w:val="40"/>
-        </w:rPr>
-      </w:pPr>
-      <w:r>
+          <w:rtl w:val="0"/>
+        </w:rPr>
+        <w:t xml:space="preserve">21</w:t>
+      </w:r>
+      <w:r>
+        <w:rPr>
+          <w:rtl w:val="0"/>
+        </w:rPr>
+      </w:r>
+    </w:p>
+    <w:p>
+      <w:pPr>
+        <w:ind w:left="720" w:firstLine="0"/>
+        <w:rPr>
+          <w:sz w:val="24"/>
+          <w:szCs w:val="24"/>
+        </w:rPr>
+      </w:pPr>
+      <w:r>
+        <w:rPr>
+          <w:rtl w:val="0"/>
+        </w:rPr>
+      </w:r>
+    </w:p>
+    <w:p>
+      <w:pPr>
+        <w:ind w:left="720" w:firstLine="0"/>
+        <w:rPr>
+          <w:sz w:val="24"/>
+          <w:szCs w:val="24"/>
+        </w:rPr>
+      </w:pPr>
+      <w:r>
+        <w:rPr>
+          <w:rtl w:val="0"/>
+        </w:rPr>
+      </w:r>
+    </w:p>
+    <w:p>
+      <w:pPr>
+        <w:numPr>
+          <w:ilvl w:val="0"/>
+          <w:numId w:val="1"/>
+        </w:numPr>
+        <w:ind w:left="720" w:hanging="360"/>
+        <w:rPr>
+          <w:sz w:val="24"/>
+          <w:szCs w:val="24"/>
+          <w:u w:val="none"/>
+        </w:rPr>
+      </w:pPr>
+      <w:r>
+        <w:rPr>
+          <w:sz w:val="24"/>
+          <w:szCs w:val="24"/>
+          <w:rtl w:val="0"/>
+        </w:rPr>
+        <w:t xml:space="preserve">the owner of the pit must pay compensation. He is to give money to the owner, and the dead animal will be his.</w:t>
+      </w:r>
+    </w:p>
+    <w:p>
+      <w:pPr>
+        <w:numPr>
+          <w:ilvl w:val="0"/>
+          <w:numId w:val="1"/>
+        </w:numPr>
+        <w:ind w:left="720" w:hanging="360"/>
+        <w:rPr>
+          <w:sz w:val="24"/>
+          <w:szCs w:val="24"/>
+          <w:u w:val="none"/>
+        </w:rPr>
+      </w:pPr>
+      <w:r>
+        <w:rPr>
+          <w:sz w:val="24"/>
+          <w:szCs w:val="24"/>
+          <w:rtl w:val="0"/>
+        </w:rPr>
+        <w:t xml:space="preserve">“If one man’s ox hurts another’s ox so that it dies, they are to sell the live ox and divide the price. They are also to divide the dead one.</w:t>
+      </w:r>
+    </w:p>
+    <w:p>
+      <w:pPr>
+        <w:numPr>
+          <w:ilvl w:val="0"/>
+          <w:numId w:val="1"/>
+        </w:numPr>
+        <w:ind w:left="720" w:hanging="360"/>
+        <w:rPr>
+          <w:sz w:val="24"/>
+          <w:szCs w:val="24"/>
+          <w:u w:val="none"/>
+        </w:rPr>
+      </w:pPr>
+      <w:r>
+        <w:rPr>
+          <w:sz w:val="24"/>
+          <w:szCs w:val="24"/>
+          <w:rtl w:val="0"/>
+        </w:rPr>
+        <w:t xml:space="preserve">Or if it becomes known that the ox was given to violence in times past, and its owner has not kept it pent up, he must surely pay ox for ox, and the dead animal will be his own.</w:t>
+      </w:r>
+    </w:p>
+    <w:p>
+      <w:pPr>
+        <w:rPr>
+          <w:sz w:val="24"/>
+          <w:szCs w:val="24"/>
+        </w:rPr>
+      </w:pPr>
+      <w:r>
+        <w:rPr>
+          <w:rtl w:val="0"/>
+        </w:rPr>
+      </w:r>
+    </w:p>
+    <w:p>
+      <w:pPr>
+        <w:rPr>
+          <w:sz w:val="24"/>
+          <w:szCs w:val="24"/>
+        </w:rPr>
+      </w:pPr>
+      <w:r>
+        <w:rPr>
+          <w:rtl w:val="0"/>
+        </w:rPr>
+      </w:r>
+    </w:p>
+    <w:p>
+      <w:pPr>
+        <w:ind w:firstLine="720"/>
         <w:rPr>
           <w:b w:val="1"/>
           <w:bCs w:val="1"/>
-          <w:sz w:val="40"/>
-          <w:szCs w:val="40"/>
-          <w:rtl w:val="0"/>
-        </w:rPr>
-        <w:t xml:space="preserve">1</w:t>
-      </w:r>
-    </w:p>
-    <w:p>
-      <w:pPr>
+          <w:sz w:val="24"/>
+          <w:szCs w:val="24"/>
+        </w:rPr>
+      </w:pPr>
+      <w:r>
         <w:rPr>
           <w:b w:val="1"/>
           <w:bCs w:val="1"/>
           <w:sz w:val="24"/>
           <w:szCs w:val="24"/>
-        </w:rPr>
-      </w:pPr>
-      <w:r>
-        <w:rPr>
-          <w:rtl w:val="0"/>
-        </w:rPr>
-      </w:r>
-    </w:p>
-    <w:p>
-      <w:pPr>
+          <w:rtl w:val="0"/>
+        </w:rPr>
+        <w:t xml:space="preserve">(Section Title)</w:t>
+      </w:r>
+    </w:p>
+    <w:p>
+      <w:pPr>
+        <w:ind w:firstLine="720"/>
         <w:rPr>
           <w:b w:val="1"/>
           <w:bCs w:val="1"/>
@@ -315,7 +1417,7 @@
           <w:szCs w:val="24"/>
           <w:rtl w:val="0"/>
         </w:rPr>
-        <w:t xml:space="preserve">Text</w:t>
+        <w:t xml:space="preserve">If a man steals an ox or a sheep, and kills it or sells it, he is to pay five oxen for one ox or four sheep for one sheep.</w:t>
       </w:r>
     </w:p>
     <w:sectPr>
